--- a/STR_TYT_wersja_3.docx
+++ b/STR_TYT_wersja_3.docx
@@ -74,6 +74,9 @@
     </w:p>
     <w:p>
       <w:pPr>
+        <w:pBdr>
+          <w:bottom w:val="single" w:sz="4" w:space="20" w:color="1E4620"/>
+        </w:pBdr>
         <w:spacing w:before="200"/>
         <w:jc w:val="center"/>
       </w:pPr>
@@ -89,41 +92,41 @@
     </w:p>
     <w:p>
       <w:pPr>
+        <w:spacing w:before="800" w:after="480"/>
+        <w:jc w:val="center"/>
+      </w:pPr>
+    </w:p>
+    <w:p>
+      <w:pPr>
+        <w:jc w:val="center"/>
+      </w:pPr>
+      <w:r>
+        <w:rPr>
+          <w:rFonts w:ascii="Calibri" w:hAnsi="Calibri"/>
+          <w:color w:val="3A3A3A"/>
+          <w:sz w:val="22"/>
+        </w:rPr>
+        <w:t>wg stanu na {STAN_NA}</w:t>
+      </w:r>
+    </w:p>
+    <w:p>
+      <w:pPr>
+        <w:jc w:val="center"/>
+      </w:pPr>
+      <w:r>
+        <w:rPr>
+          <w:rFonts w:ascii="Calibri" w:hAnsi="Calibri"/>
+          <w:color w:val="3A3A3A"/>
+          <w:sz w:val="22"/>
+        </w:rPr>
+        <w:t>na okres {OKRES}</w:t>
+      </w:r>
+    </w:p>
+    <w:p>
+      <w:pPr>
         <w:pBdr>
-          <w:bottom w:val="single" w:sz="4" w:space="1" w:color="1E4620"/>
+          <w:bottom w:val="single" w:sz="4" w:space="20" w:color="1E4620"/>
         </w:pBdr>
-        <w:spacing w:before="800" w:after="480"/>
-        <w:jc w:val="center"/>
-      </w:pPr>
-    </w:p>
-    <w:p>
-      <w:pPr>
-        <w:jc w:val="center"/>
-      </w:pPr>
-      <w:r>
-        <w:rPr>
-          <w:rFonts w:ascii="Calibri" w:hAnsi="Calibri"/>
-          <w:color w:val="3A3A3A"/>
-          <w:sz w:val="22"/>
-        </w:rPr>
-        <w:t>wg stanu na {STAN_NA}</w:t>
-      </w:r>
-    </w:p>
-    <w:p>
-      <w:pPr>
-        <w:jc w:val="center"/>
-      </w:pPr>
-      <w:r>
-        <w:rPr>
-          <w:rFonts w:ascii="Calibri" w:hAnsi="Calibri"/>
-          <w:color w:val="3A3A3A"/>
-          <w:sz w:val="22"/>
-        </w:rPr>
-        <w:t>na okres {OKRES}</w:t>
-      </w:r>
-    </w:p>
-    <w:p>
-      <w:pPr>
         <w:spacing w:before="280"/>
         <w:jc w:val="center"/>
       </w:pPr>
@@ -139,9 +142,6 @@
     </w:p>
     <w:p>
       <w:pPr>
-        <w:pBdr>
-          <w:bottom w:val="single" w:sz="4" w:space="1" w:color="1E4620"/>
-        </w:pBdr>
         <w:spacing w:before="800" w:after="480"/>
         <w:jc w:val="center"/>
       </w:pPr>

--- a/STR_TYT_wersja_3.docx
+++ b/STR_TYT_wersja_3.docx
@@ -20,34 +20,7 @@
           <w:spacing w:val="52"/>
           <w:sz w:val="28"/>
         </w:rPr>
-        <w:t>UPROSZCZONY PLAN URZĄDZ</w:t>
-      </w:r>
-      <w:r>
-        <w:rPr>
-          <w:rFonts w:ascii="Calibri" w:hAnsi="Calibri"/>
-          <w:color w:val="3A3A3A"/>
-          <w:spacing w:val="52"/>
-          <w:sz w:val="28"/>
-        </w:rPr>
-        <w:t>E</w:t>
-      </w:r>
-      <w:r>
-        <w:rPr>
-          <w:rFonts w:ascii="Calibri" w:hAnsi="Calibri"/>
-          <w:color w:val="3A3A3A"/>
-          <w:spacing w:val="52"/>
-          <w:sz w:val="28"/>
-        </w:rPr>
-        <w:t>NIA LAS</w:t>
-      </w:r>
-      <w:r>
-        <w:rPr>
-          <w:rFonts w:ascii="Calibri" w:hAnsi="Calibri"/>
-          <w:color w:val="3A3A3A"/>
-          <w:spacing w:val="52"/>
-          <w:sz w:val="28"/>
-        </w:rPr>
-        <w:t>U</w:t>
+        <w:t>UPROSZCZONY PLAN URZĄDZENIA LASU</w:t>
       </w:r>
     </w:p>
     <w:p>
@@ -60,8 +33,6 @@
       <w:pPr>
         <w:spacing w:before="720" w:after="40"/>
         <w:jc w:val="center"/>
-      </w:pPr>
-      <w:r>
         <w:rPr>
           <w:rFonts w:ascii="Calibri" w:hAnsi="Calibri"/>
           <w:b/>
@@ -69,8 +40,23 @@
           <w:spacing w:val="48"/>
           <w:sz w:val="96"/>
         </w:rPr>
+      </w:pPr>
+      <w:r>
+        <w:rPr>
+          <w:rFonts w:ascii="Calibri" w:hAnsi="Calibri"/>
+          <w:b/>
+          <w:color w:val="1A1A1A"/>
+          <w:spacing w:val="48"/>
+          <w:sz w:val="96"/>
+        </w:rPr>
         <w:t>NAZWA WSI</w:t>
       </w:r>
+    </w:p>
+    <w:p>
+      <w:pPr>
+        <w:spacing w:before="720" w:after="40"/>
+        <w:jc w:val="center"/>
+      </w:pPr>
     </w:p>
     <w:p>
       <w:pPr>
@@ -79,20 +65,150 @@
         </w:pBdr>
         <w:spacing w:before="200"/>
         <w:jc w:val="center"/>
-      </w:pPr>
-      <w:r>
         <w:rPr>
           <w:rFonts w:ascii="Calibri" w:hAnsi="Calibri"/>
           <w:color w:val="3A3A3A"/>
           <w:spacing w:val="24"/>
           <w:sz w:val="22"/>
         </w:rPr>
-        <w:t>obręb  ·  gmina {GMINA}  ·  powiat {POWIAT}</w:t>
-      </w:r>
-    </w:p>
-    <w:p>
-      <w:pPr>
-        <w:spacing w:before="800" w:after="480"/>
+      </w:pPr>
+      <w:r>
+        <w:rPr>
+          <w:rFonts w:ascii="Calibri" w:hAnsi="Calibri"/>
+          <w:color w:val="3A3A3A"/>
+          <w:spacing w:val="24"/>
+          <w:sz w:val="22"/>
+        </w:rPr>
+        <w:t xml:space="preserve">gmina </w:t>
+      </w:r>
+      <w:r>
+        <w:rPr>
+          <w:rFonts w:ascii="Calibri" w:hAnsi="Calibri"/>
+          <w:color w:val="3A3A3A"/>
+          <w:spacing w:val="24"/>
+          <w:sz w:val="22"/>
+        </w:rPr>
+        <w:t>{GMINA}</w:t>
+      </w:r>
+      <w:r>
+        <w:rPr>
+          <w:rFonts w:ascii="Calibri" w:hAnsi="Calibri"/>
+          <w:color w:val="3A3A3A"/>
+          <w:spacing w:val="24"/>
+          <w:sz w:val="22"/>
+        </w:rPr>
+        <w:t xml:space="preserve">  ·  </w:t>
+      </w:r>
+      <w:r>
+        <w:rPr>
+          <w:rFonts w:ascii="Calibri" w:hAnsi="Calibri"/>
+          <w:color w:val="3A3A3A"/>
+          <w:spacing w:val="24"/>
+          <w:sz w:val="22"/>
+        </w:rPr>
+        <w:t>powiat</w:t>
+      </w:r>
+      <w:r>
+        <w:rPr>
+          <w:rFonts w:ascii="Calibri" w:hAnsi="Calibri"/>
+          <w:color w:val="3A3A3A"/>
+          <w:spacing w:val="24"/>
+          <w:sz w:val="22"/>
+        </w:rPr>
+        <w:t xml:space="preserve"> {</w:t>
+      </w:r>
+      <w:r>
+        <w:rPr>
+          <w:rFonts w:ascii="Calibri" w:hAnsi="Calibri"/>
+          <w:color w:val="3A3A3A"/>
+          <w:spacing w:val="24"/>
+          <w:sz w:val="22"/>
+        </w:rPr>
+        <w:t>POWIAT</w:t>
+      </w:r>
+      <w:r>
+        <w:rPr>
+          <w:rFonts w:ascii="Calibri" w:hAnsi="Calibri"/>
+          <w:color w:val="3A3A3A"/>
+          <w:spacing w:val="24"/>
+          <w:sz w:val="22"/>
+        </w:rPr>
+        <w:t xml:space="preserve">}  ·  </w:t>
+      </w:r>
+      <w:r>
+        <w:rPr>
+          <w:rFonts w:ascii="Calibri" w:hAnsi="Calibri"/>
+          <w:color w:val="3A3A3A"/>
+          <w:spacing w:val="24"/>
+          <w:sz w:val="22"/>
+        </w:rPr>
+        <w:t>woj.</w:t>
+      </w:r>
+      <w:r>
+        <w:rPr>
+          <w:rFonts w:ascii="Calibri" w:hAnsi="Calibri"/>
+          <w:color w:val="3A3A3A"/>
+          <w:spacing w:val="24"/>
+          <w:sz w:val="22"/>
+        </w:rPr>
+        <w:t xml:space="preserve"> {</w:t>
+      </w:r>
+      <w:r>
+        <w:rPr>
+          <w:rFonts w:ascii="Calibri" w:hAnsi="Calibri"/>
+          <w:color w:val="3A3A3A"/>
+          <w:spacing w:val="24"/>
+          <w:sz w:val="22"/>
+        </w:rPr>
+        <w:t>WOJEWÓDZTWO</w:t>
+      </w:r>
+      <w:r>
+        <w:rPr>
+          <w:rFonts w:ascii="Calibri" w:hAnsi="Calibri"/>
+          <w:color w:val="3A3A3A"/>
+          <w:spacing w:val="24"/>
+          <w:sz w:val="22"/>
+        </w:rPr>
+        <w:t>}</w:t>
+      </w:r>
+    </w:p>
+    <w:p>
+      <w:pPr>
+        <w:pBdr>
+          <w:bottom w:val="single" w:sz="4" w:space="20" w:color="1E4620"/>
+        </w:pBdr>
+        <w:spacing w:before="200"/>
+        <w:jc w:val="center"/>
+        <w:rPr>
+          <w:rFonts w:ascii="Calibri" w:hAnsi="Calibri"/>
+          <w:color w:val="3A3A3A"/>
+          <w:spacing w:val="24"/>
+          <w:sz w:val="22"/>
+        </w:rPr>
+      </w:pPr>
+    </w:p>
+    <w:p>
+      <w:pPr>
+        <w:pBdr>
+          <w:bottom w:val="single" w:sz="4" w:space="20" w:color="1E4620"/>
+        </w:pBdr>
+        <w:spacing w:before="200"/>
+        <w:jc w:val="center"/>
+        <w:rPr>
+          <w:rFonts w:ascii="Calibri" w:hAnsi="Calibri"/>
+          <w:color w:val="3A3A3A"/>
+          <w:spacing w:val="24"/>
+          <w:sz w:val="22"/>
+        </w:rPr>
+      </w:pPr>
+    </w:p>
+    <w:p>
+      <w:pPr>
+        <w:jc w:val="center"/>
+      </w:pPr>
+    </w:p>
+    <w:p>
+      <w:pPr>
         <w:jc w:val="center"/>
       </w:pPr>
     </w:p>
@@ -142,7 +258,19 @@
     </w:p>
     <w:p>
       <w:pPr>
-        <w:spacing w:before="800" w:after="480"/>
+        <w:pBdr>
+          <w:bottom w:val="single" w:sz="4" w:space="20" w:color="1E4620"/>
+        </w:pBdr>
+        <w:spacing w:before="280"/>
+        <w:jc w:val="center"/>
+      </w:pPr>
+    </w:p>
+    <w:p>
+      <w:pPr>
+        <w:pBdr>
+          <w:bottom w:val="single" w:sz="4" w:space="20" w:color="1E4620"/>
+        </w:pBdr>
+        <w:spacing w:before="280"/>
         <w:jc w:val="center"/>
       </w:pPr>
     </w:p>
@@ -150,26 +278,39 @@
       <w:pPr>
         <w:spacing w:after="120"/>
         <w:jc w:val="center"/>
-      </w:pPr>
-      <w:r>
         <w:rPr>
           <w:rFonts w:ascii="Calibri" w:hAnsi="Calibri"/>
           <w:color w:val="3A3A3A"/>
           <w:spacing w:val="48"/>
           <w:sz w:val="23"/>
         </w:rPr>
+      </w:pPr>
+    </w:p>
+    <w:p>
+      <w:pPr>
+        <w:spacing w:after="120"/>
+        <w:jc w:val="center"/>
+        <w:rPr>
+          <w:rFonts w:ascii="Calibri" w:hAnsi="Calibri"/>
+          <w:color w:val="3A3A3A"/>
+          <w:spacing w:val="48"/>
+          <w:sz w:val="23"/>
+        </w:rPr>
+      </w:pPr>
+      <w:r>
+        <w:rPr>
+          <w:rFonts w:ascii="Calibri" w:hAnsi="Calibri"/>
+          <w:color w:val="3A3A3A"/>
+          <w:spacing w:val="48"/>
+          <w:sz w:val="23"/>
+        </w:rPr>
         <w:t>WYKONAWCA</w:t>
       </w:r>
     </w:p>
     <w:p>
       <w:pPr>
-        <w:spacing w:after="60"/>
-        <w:jc w:val="center"/>
-        <w:rPr>
-          <w:rFonts w:ascii="Calibri" w:hAnsi="Calibri"/>
-          <w:color w:val="3A3A3A"/>
-          <w:sz w:val="20"/>
-        </w:rPr>
+        <w:spacing w:after="120"/>
+        <w:jc w:val="center"/>
       </w:pPr>
     </w:p>
     <w:p>
@@ -203,7 +344,7 @@
             <v:path o:extrusionok="f" gradientshapeok="t" o:connecttype="rect"/>
             <o:lock v:ext="edit" aspectratio="t"/>
           </v:shapetype>
-          <v:shape id="_x0000_i1027" type="#_x0000_t75" style="width:87.75pt;height:33pt" filled="t">
+          <v:shape id="_x0000_i1025" type="#_x0000_t75" style="width:87.75pt;height:33pt" filled="t">
             <v:fill color2="black"/>
             <v:imagedata r:id="rId6" o:title=""/>
           </v:shape>
@@ -236,12 +377,6 @@
         </w:rPr>
         <w:t>tel. 25 759 04 94  ·  agencja.cezar@interia.pl</w:t>
       </w:r>
-    </w:p>
-    <w:p>
-      <w:pPr>
-        <w:spacing w:before="1040"/>
-        <w:jc w:val="center"/>
-      </w:pPr>
     </w:p>
     <w:sectPr>
       <w:headerReference w:type="default" r:id="rId7"/>
